--- a/resume_002.docx
+++ b/resume_002.docx
@@ -204,7 +204,7 @@
       </w:tblGrid>
       <w:tr>
         <w:trPr>
-          <w:trHeight w:val="3719" w:hRule="atLeast"/>
+          <w:trHeight w:val="3513" w:hRule="atLeast"/>
         </w:trPr>
         <w:tc>
           <w:tcPr>
